--- a/policies/build/sop_record_masters/COP/SOP_COP.3.a_to_d_cardio_pulmonary_resuscitation.docx
+++ b/policies/build/sop_record_masters/COP/SOP_COP.3.a_to_d_cardio_pulmonary_resuscitation.docx
@@ -14,40 +14,9 @@
     </w:p>
     <w:p>
       <w:r>
-        <w:t>«Hospital Name» — Supports COP.3.a-d</w:t>
+        <w:t>«Hospital Name» — SOP-COP.3 — Version 1.0</w:t>
       </w:r>
     </w:p>
-    <w:p/>
-    <w:tbl>
-      <w:tblPr>
-        <w:tblStyle w:val="TableGrid"/>
-        <w:tblW w:type="auto" w:w="0"/>
-        <w:tblLook w:firstColumn="1" w:firstRow="1" w:lastColumn="0" w:lastRow="0" w:noHBand="0" w:noVBand="1" w:val="04A0"/>
-      </w:tblPr>
-      <w:tblGrid>
-        <w:gridCol w:w="8640"/>
-      </w:tblGrid>
-      <w:tr>
-        <w:tc>
-          <w:tcPr>
-            <w:tcW w:type="dxa" w:w="8640"/>
-          </w:tcPr>
-          <w:p>
-            <w:r>
-              <w:rPr>
-                <w:b/>
-              </w:rPr>
-              <w:t>Why does this SOP exist? (read this first if you're new)</w:t>
-            </w:r>
-          </w:p>
-          <w:p>
-            <w:r>
-              <w:t>This SOP tells staff, in one place, how a resuscitation call is answered at any hour, who does what once the team arrives, what gets written down during and after the event, where the resuscitation kit is kept ready, and how every single resuscitation -- successful or not -- gets reviewed by a committee so the hospital actually learns from it. If you might ever be the first person at a crash, or you check a resuscitation trolley, or you sit on the review committee, this SOP is for you.</w:t>
-            </w:r>
-          </w:p>
-        </w:tc>
-      </w:tr>
-    </w:tbl>
     <w:p/>
     <w:tbl>
       <w:tblPr>
@@ -62,9 +31,6 @@
         <w:gridCol w:w="2160"/>
       </w:tblGrid>
       <w:tr>
-        <w:trPr>
-          <w:cantSplit/>
-        </w:trPr>
         <w:tc>
           <w:tcPr>
             <w:tcW w:type="dxa" w:w="2160"/>
@@ -107,9 +73,6 @@
         </w:tc>
       </w:tr>
       <w:tr>
-        <w:trPr>
-          <w:cantSplit/>
-        </w:trPr>
         <w:tc>
           <w:tcPr>
             <w:tcW w:type="dxa" w:w="2160"/>
@@ -151,51 +114,6 @@
           </w:p>
         </w:tc>
       </w:tr>
-      <w:tr>
-        <w:trPr>
-          <w:cantSplit/>
-        </w:trPr>
-        <w:tc>
-          <w:tcPr>
-            <w:tcW w:type="dxa" w:w="2160"/>
-          </w:tcPr>
-          <w:p>
-            <w:r>
-              <w:t>Prepared By</w:t>
-            </w:r>
-          </w:p>
-        </w:tc>
-        <w:tc>
-          <w:tcPr>
-            <w:tcW w:type="dxa" w:w="2160"/>
-          </w:tcPr>
-          <w:p>
-            <w:r>
-              <w:t>Quality/Accreditation Coordinator   Name: ________   Signature: ________</w:t>
-            </w:r>
-          </w:p>
-        </w:tc>
-        <w:tc>
-          <w:tcPr>
-            <w:tcW w:type="dxa" w:w="2160"/>
-          </w:tcPr>
-          <w:p>
-            <w:r>
-              <w:t>Approved By</w:t>
-            </w:r>
-          </w:p>
-        </w:tc>
-        <w:tc>
-          <w:tcPr>
-            <w:tcW w:type="dxa" w:w="2160"/>
-          </w:tcPr>
-          <w:p>
-            <w:r>
-              <w:t>Medical Superintendent   Name: ________   Signature: ________</w:t>
-            </w:r>
-          </w:p>
-        </w:tc>
-      </w:tr>
     </w:tbl>
     <w:p/>
     <w:p>
@@ -206,9 +124,78 @@
         <w:t>1. Purpose</w:t>
       </w:r>
     </w:p>
+    <w:tbl>
+      <w:tblPr>
+        <w:tblStyle w:val="TableGrid"/>
+        <w:tblW w:type="auto" w:w="0"/>
+        <w:tblLook w:firstColumn="1" w:firstRow="1" w:lastColumn="0" w:lastRow="0" w:noHBand="0" w:noVBand="1" w:val="04A0"/>
+      </w:tblPr>
+      <w:tblGrid>
+        <w:gridCol w:w="8640"/>
+      </w:tblGrid>
+      <w:tr>
+        <w:tc>
+          <w:tcPr>
+            <w:tcW w:type="dxa" w:w="8640"/>
+          </w:tcPr>
+          <w:p>
+            <w:r>
+              <w:t>This SOP sets out how the hospital provides a resuscitation service at every hour, how assigned roles and the event record work during a resuscitation, how resuscitation equipment and medications are kept ready in the areas that need them, and how every resuscitation is analysed by a multidisciplinary committee with corrective and preventive action taken on the findings.</w:t>
+            </w:r>
+          </w:p>
+        </w:tc>
+      </w:tr>
+    </w:tbl>
+    <w:p/>
+    <w:tbl>
+      <w:tblPr>
+        <w:tblStyle w:val="TableGrid"/>
+        <w:tblW w:type="auto" w:w="0"/>
+        <w:tblLook w:firstColumn="1" w:firstRow="1" w:lastColumn="0" w:lastRow="0" w:noHBand="0" w:noVBand="1" w:val="04A0"/>
+      </w:tblPr>
+      <w:tblGrid>
+        <w:gridCol w:w="8640"/>
+      </w:tblGrid>
+      <w:tr>
+        <w:tc>
+          <w:tcPr>
+            <w:tcW w:type="dxa" w:w="8640"/>
+          </w:tcPr>
+          <w:p>
+            <w:r>
+              <w:t>A patient arrests at 3 a.m. This SOP is what guarantees a trained team responds with assigned roles and a working, fully stocked trolley, exactly as it would at 3 p.m. -- not a thinner, improvised response because it's the night shift.</w:t>
+            </w:r>
+          </w:p>
+        </w:tc>
+      </w:tr>
+    </w:tbl>
+    <w:p/>
+    <w:tbl>
+      <w:tblPr>
+        <w:tblStyle w:val="TableGrid"/>
+        <w:tblW w:type="auto" w:w="0"/>
+        <w:tblLook w:firstColumn="1" w:firstRow="1" w:lastColumn="0" w:lastRow="0" w:noHBand="0" w:noVBand="1" w:val="04A0"/>
+      </w:tblPr>
+      <w:tblGrid>
+        <w:gridCol w:w="8640"/>
+      </w:tblGrid>
+      <w:tr>
+        <w:tc>
+          <w:tcPr>
+            <w:tcW w:type="dxa" w:w="8640"/>
+          </w:tcPr>
+          <w:p>
+            <w:r>
+              <w:t>We do this because a resuscitation service that only exists during the day shift is not a resuscitation service, and because if everyone who runs to a crash does whatever they personally think is useful, the team works against itself -- assigned roles, actually followed, are what make a crash team a team.</w:t>
+            </w:r>
+          </w:p>
+        </w:tc>
+      </w:tr>
+    </w:tbl>
+    <w:p/>
     <w:p>
       <w:r>
-        <w:t>To define how the hospital provides a resuscitation service at every hour, how assigned roles and the event record work during a resuscitation, how resuscitation equipment and medications are kept ready in the areas that need them, and how every resuscitation is analysed by a multidisciplinary committee with corrective and preventive action taken on the findings.</w:t>
+        <w:t>To define how the hospital provides a resuscitation service at every hour, assigns roles and records the event, keeps resuscitation equipment and medications ready, and analyses every resuscitation for corrective and preventive action.</w:t>
       </w:r>
     </w:p>
     <w:p>
@@ -221,7 +208,18 @@
     </w:p>
     <w:p>
       <w:r>
-        <w:t>Applies to every location in the hospital where a patient may require cardio-pulmonary resuscitation, to the staff who respond and who record the event, to the staff who check and restore the resuscitation kit, and to the multidisciplinary committee that reviews every event. It does not restate how deterioration is recognised and escalated (the hospital's assessment/early-warning process), how emergency-area care or ambulance transfer is run (the hospital's emergency-care SOP), or how used reusable equipment is reprocessed (the hospital's sterilisation and disinfection process) -- this SOP owns the resuscitation itself, the roles, the record, the kit's availability, and the review.</w:t>
+        <w:rPr>
+          <w:i/>
+        </w:rPr>
+        <w:t xml:space="preserve">Why: </w:t>
+      </w:r>
+      <w:r>
+        <w:t>so every location where a patient may need resuscitation, and every staff member who might respond, follows the same standard.</w:t>
+      </w:r>
+    </w:p>
+    <w:p>
+      <w:r>
+        <w:t>Applies to every location in the hospital where a patient may require cardio-pulmonary resuscitation, to the staff who respond and who record the event, to the staff who check and restore the resuscitation kit, and to the multidisciplinary committee that reviews every event.</w:t>
       </w:r>
     </w:p>
     <w:p>
@@ -230,6 +228,17 @@
       </w:pPr>
       <w:r>
         <w:t>3. Responsibility</w:t>
+      </w:r>
+    </w:p>
+    <w:p>
+      <w:r>
+        <w:rPr>
+          <w:i/>
+        </w:rPr>
+        <w:t xml:space="preserve">Why: </w:t>
+      </w:r>
+      <w:r>
+        <w:t>a trolley nobody checked, or an event nobody reviewed, is the gap that turns a close call into an actual loss next time.</w:t>
       </w:r>
     </w:p>
     <w:p>
@@ -292,7 +301,7 @@
         <w:pStyle w:val="Heading1"/>
       </w:pPr>
       <w:r>
-        <w:t>4. Procedure</w:t>
+        <w:t>4. What to do</w:t>
       </w:r>
     </w:p>
     <w:p>
@@ -300,15 +309,15 @@
         <w:pStyle w:val="Heading2"/>
       </w:pPr>
       <w:r>
-        <w:t>4.1 Resuscitation service available at all times (COP.3.a)</w:t>
+        <w:t>Resuscitation service available at all times</w:t>
       </w:r>
     </w:p>
     <w:p>
       <w:r>
         <w:rPr>
-          <w:b/>
+          <w:i/>
         </w:rPr>
-        <w:t xml:space="preserve">Why this step matters: </w:t>
+        <w:t xml:space="preserve">Why: </w:t>
       </w:r>
       <w:r>
         <w:t>A resuscitation service that only exists during the day shift is not a resuscitation service -- a patient can deteriorate at 3 a.m. just as easily as at 3 p.m.</w:t>
@@ -316,17 +325,12 @@
     </w:p>
     <w:p>
       <w:r>
-        <w:t>1. «Hospital to define who responds to a resuscitation call, how they are summoned (e.g., code announcement, emergency extension), and the arrangement when the ordinary responding team is already occupied» applies at every hour of every day, including nights, weekends and holidays.</w:t>
+        <w:t>The hospital's defined response arrangement -- who responds, how they are summoned (code announcement, emergency extension), and the arrangement when the ordinary responding team is already occupied -- applies at every hour of every day, including nights, weekends and holidays.</w:t>
       </w:r>
     </w:p>
     <w:p>
       <w:r>
-        <w:t>2. Every named responder's professional registration is verified under the hospital's human-resource credentialing process before they are placed on the responder list.</w:t>
-      </w:r>
-    </w:p>
-    <w:p>
-      <w:r>
-        <w:t>3. Where the cardiac-arrest recognition and the initial call come from the hospital's early-warning/deterioration process, this SOP owns what happens once the call is made -- it does not restate how deterioration is recognised. (Record 1)</w:t>
+        <w:t>Every named responder's professional registration is verified under the hospital's human-resource credentialing process before they are placed on the responder list.</w:t>
       </w:r>
     </w:p>
     <w:p>
@@ -334,15 +338,15 @@
         <w:pStyle w:val="Heading2"/>
       </w:pPr>
       <w:r>
-        <w:t>4.2 Assigned roles during the event, and the event record (COP.3.b)</w:t>
+        <w:t>Assigned roles during the event, and the event record</w:t>
       </w:r>
     </w:p>
     <w:p>
       <w:r>
         <w:rPr>
-          <w:b/>
+          <w:i/>
         </w:rPr>
-        <w:t xml:space="preserve">Why this step matters: </w:t>
+        <w:t xml:space="preserve">Why: </w:t>
       </w:r>
       <w:r>
         <w:t>If everyone who runs to a crash does whatever they personally think is useful, the team works against itself -- assigned roles, actually followed, are what make a crash team a team.</w:t>
@@ -350,17 +354,17 @@
     </w:p>
     <w:p>
       <w:r>
-        <w:t>1. «Hospital to define the assigned resuscitation roles (e.g., team leader, airway, compressions, medications, documenter, timekeeper) and how a role is allocated to a specific person at an event» is followed at every resuscitation.</w:t>
+        <w:t>The hospital's defined resuscitation roles (team leader, airway, compressions, medications, documenter, timekeeper, for example) and how a role is allocated to a specific person are followed at every resuscitation.</w:t>
       </w:r>
     </w:p>
     <w:p>
       <w:r>
-        <w:t>2. The event is recorded against the patient's unique identification number as it happens or immediately after: time the event was recognised, time the team was summoned, time the team arrived, roles filled, interventions performed, medications given (as given, not as a printed dose table), and the outcome.</w:t>
+        <w:t>The event is recorded against the patient's unique identification number as it happens or immediately after: time the event was recognised, time the team was summoned, time the team arrived, roles filled, interventions performed, medications given (as given, not as a printed dose table), and the outcome.</w:t>
       </w:r>
     </w:p>
     <w:p>
       <w:r>
-        <w:t>3. The completed event record is filed in «Hospital to define where the resuscitation-event record is filed» within the same shift. (Record 2)</w:t>
+        <w:t>The completed event record is filed within the same shift.</w:t>
       </w:r>
     </w:p>
     <w:p>
@@ -368,15 +372,15 @@
         <w:pStyle w:val="Heading2"/>
       </w:pPr>
       <w:r>
-        <w:t>4.3 Resuscitation equipment and medications ready in named areas (COP.3.c)</w:t>
+        <w:t>Resuscitation equipment and medications ready in named areas</w:t>
       </w:r>
     </w:p>
     <w:p>
       <w:r>
         <w:rPr>
-          <w:b/>
+          <w:i/>
         </w:rPr>
-        <w:t xml:space="preserve">Why this step matters: </w:t>
+        <w:t xml:space="preserve">Why: </w:t>
       </w:r>
       <w:r>
         <w:t>A resuscitation trolley is only useful if it is actually complete and in the room when it is needed -- checking it has to be routine, not assumed.</w:t>
@@ -384,17 +388,17 @@
     </w:p>
     <w:p>
       <w:r>
-        <w:t>1. A resuscitation kit is held in «Hospital to define the areas that hold a resuscitation kit» (e.g., emergency area, every in-patient ward, day-care, OT and recovery, any high-dependency area the hospital has).</w:t>
+        <w:t>A resuscitation kit is held in every hospital-defined area (emergency area, every in-patient ward, day-care, OT and recovery, any high-dependency area, for example).</w:t>
       </w:r>
     </w:p>
     <w:p>
       <w:r>
-        <w:t>2. Each kit's contents are checked against «Hospital to define the kit contents list and the completeness-check method» on «Hospital to define the checking frequency», and any missing, expired or non-functional item is replaced before the next shift.</w:t>
+        <w:t>Each kit's contents are checked against the defined contents list on the defined checking frequency, and any missing, expired or non-functional item is replaced before the next shift.</w:t>
       </w:r>
     </w:p>
     <w:p>
       <w:r>
-        <w:t>3. After an event, used reusable items (resuscitation bags, laryngoscope blades and handles, related airway devices) are sent for reprocessing under the hospital's sterilisation and disinfection process and are not returned to the trolley until reprocessing is complete; the kit is then restored to ready and the restoration is recorded. (Record 3)</w:t>
+        <w:t>After an event, used reusable items (resuscitation bags, laryngoscope blades and handles, related airway devices) are sent for reprocessing and are not returned to the trolley until reprocessing is complete; the kit is then restored to ready and the restoration is recorded.</w:t>
       </w:r>
     </w:p>
     <w:p>
@@ -402,15 +406,15 @@
         <w:pStyle w:val="Heading2"/>
       </w:pPr>
       <w:r>
-        <w:t>4.4 Multidisciplinary post-event analysis and corrective action (COP.3.d)</w:t>
+        <w:t>Multidisciplinary post-event analysis and corrective action</w:t>
       </w:r>
     </w:p>
     <w:p>
       <w:r>
         <w:rPr>
-          <w:b/>
+          <w:i/>
         </w:rPr>
-        <w:t xml:space="preserve">Why this step matters: </w:t>
+        <w:t xml:space="preserve">Why: </w:t>
       </w:r>
       <w:r>
         <w:t>An unreviewed resuscitation -- even a successful one -- is a missed chance to find out what almost went wrong before it actually does.</w:t>
@@ -418,17 +422,17 @@
     </w:p>
     <w:p>
       <w:r>
-        <w:t>1. «Hospital to define the resuscitation-review committee's composition, meeting interval, and where its minutes and actions are held» reviews every cardio-pulmonary resuscitation event, including events that did not restore circulation.</w:t>
+        <w:t>The resuscitation-review committee reviews every cardio-pulmonary resuscitation event, including events that did not restore circulation.</w:t>
       </w:r>
     </w:p>
     <w:p>
       <w:r>
-        <w:t>2. The review uses the event record and the kit-check record for that event, and identifies any gap in response time, role compliance, documentation, or kit readiness.</w:t>
+        <w:t>The review uses the event record and the kit-check record for that event, and identifies any gap in response time, role compliance, documentation, or kit readiness.</w:t>
       </w:r>
     </w:p>
     <w:p>
       <w:r>
-        <w:t>3. Corrective and preventive actions are assigned to a named person with a due date, and are tracked to closure; an action that is written down but not done is not treated as complete. (Record 4)</w:t>
+        <w:t>Corrective and preventive actions are assigned to a named person with a due date, and are tracked to closure; an action that is written down but not done is not treated as complete.</w:t>
       </w:r>
     </w:p>
     <w:p>
@@ -449,7 +453,7 @@
         <w:pStyle w:val="Heading1"/>
       </w:pPr>
       <w:r>
-        <w:t>6. Related Documents</w:t>
+        <w:t>6. Related SOPs</w:t>
       </w:r>
     </w:p>
     <w:p>
@@ -457,7 +461,7 @@
         <w:pStyle w:val="ListParagraph"/>
       </w:pPr>
       <w:r>
-        <w:t>Policy -- Cardio-Pulmonary Resuscitation (COP.3)</w:t>
+        <w:t>Policy on Cardio-Pulmonary Resuscitation (COP.3)</w:t>
       </w:r>
     </w:p>
     <w:p>
@@ -465,7 +469,54 @@
         <w:pStyle w:val="ListParagraph"/>
       </w:pPr>
       <w:r>
-        <w:t>SOP -- Emergency Services, Ambulance and Management of Disasters (COP.2)</w:t>
+        <w:t>SOP — Emergency Services, Ambulance and Management of Disasters (COP.2)</w:t>
+      </w:r>
+    </w:p>
+    <w:p>
+      <w:pPr>
+        <w:pStyle w:val="Heading1"/>
+      </w:pPr>
+      <w:r>
+        <w:t>7. Review</w:t>
+      </w:r>
+    </w:p>
+    <w:p>
+      <w:r>
+        <w:t>This SOP is reviewed annually, or sooner if a failed call, an incomplete kit, or an unreviewed event exposes a gap, or if the assessment, emergency-care, sterilisation or infection-control processes this SOP hands work to are revised.</w:t>
+      </w:r>
+    </w:p>
+    <w:p>
+      <w:r>
+        <w:br w:type="page"/>
+      </w:r>
+    </w:p>
+    <w:p>
+      <w:pPr>
+        <w:pStyle w:val="Heading1"/>
+      </w:pPr>
+      <w:r>
+        <w:t>Appendix — NABH Standard Cross-Reference and Evidence Basis</w:t>
+      </w:r>
+    </w:p>
+    <w:p>
+      <w:r>
+        <w:t>For the Quality Coordinator and NABH assessment use only. The reasoning and real-world triggers for each requirement are already in the body above -- this appendix adds only what the body deliberately leaves out: the exact objective-element code, how this SOP's scope is kept separate from neighbouring standards, and the verified technical source for anything cited.</w:t>
+      </w:r>
+    </w:p>
+    <w:p>
+      <w:pPr>
+        <w:pStyle w:val="Heading2"/>
+      </w:pPr>
+      <w:r>
+        <w:t>Resuscitation service available at all times — COP.3.a</w:t>
+      </w:r>
+    </w:p>
+    <w:p>
+      <w:r>
+        <w:rPr>
+          <w:i/>
+        </w:rPr>
+        <w:t>Boundary with other standards:</w:t>
       </w:r>
     </w:p>
     <w:p>
@@ -473,25 +524,50 @@
         <w:pStyle w:val="ListParagraph"/>
       </w:pPr>
       <w:r>
-        <w:t>Hospital's Sterilisation and Disinfection Process</w:t>
+        <w:t>• Where the cardiac-arrest recognition and the initial call come from the hospital's early-warning/deterioration process, this SOP owns what happens once the call is made -- it does not restate how deterioration is recognised.</w:t>
       </w:r>
     </w:p>
     <w:p>
       <w:pPr>
-        <w:pStyle w:val="Heading1"/>
+        <w:pStyle w:val="Heading2"/>
       </w:pPr>
       <w:r>
-        <w:t>7. Where This SOP's Requirements Come From (Verified Sources)</w:t>
+        <w:t>Assigned roles during the event, and the event record — COP.3.b</w:t>
+      </w:r>
+    </w:p>
+    <w:p>
+      <w:pPr>
+        <w:pStyle w:val="Heading2"/>
+      </w:pPr>
+      <w:r>
+        <w:t>Resuscitation equipment and medications ready in named areas — COP.3.c</w:t>
+      </w:r>
+    </w:p>
+    <w:p>
+      <w:pPr>
+        <w:pStyle w:val="Heading2"/>
+      </w:pPr>
+      <w:r>
+        <w:t>Multidisciplinary post-event analysis and corrective action — COP.3.d</w:t>
+      </w:r>
+    </w:p>
+    <w:p>
+      <w:pPr>
+        <w:pStyle w:val="Heading2"/>
+      </w:pPr>
+      <w:r>
+        <w:t>Full reference list</w:t>
       </w:r>
     </w:p>
     <w:p>
       <w:pPr>
         <w:pStyle w:val="ListParagraph"/>
-        <w:spacing w:before="80" w:after="240"/>
-        <w:contextualSpacing w:val="0"/>
       </w:pPr>
       <w:r>
-        <w:t xml:space="preserve">• National Accreditation Board for Hospitals and Healthcare Providers. (2022). Standards for Small Healthcare Organisations (3rd ed.). </w:t>
+        <w:t xml:space="preserve">• </w:t>
+      </w:r>
+      <w:r>
+        <w:t xml:space="preserve">National Accreditation Board for Hospitals and Healthcare Providers. (2022). Standards for Small Healthcare Organisations (3rd ed.). </w:t>
       </w:r>
       <w:hyperlink r:id="rId9">
         <w:r>
@@ -504,19 +580,6 @@
       </w:hyperlink>
       <w:r>
         <w:t>. Care of Patients chapter, standard COP.3.</w:t>
-      </w:r>
-    </w:p>
-    <w:p>
-      <w:pPr>
-        <w:pStyle w:val="Heading1"/>
-      </w:pPr>
-      <w:r>
-        <w:t>8. Review</w:t>
-      </w:r>
-    </w:p>
-    <w:p>
-      <w:r>
-        <w:t>This SOP is reviewed annually, or sooner if a failed call, an incomplete kit, or an unreviewed event exposes a gap, or if the assessment, emergency-care, sterilisation or infection-control processes this SOP hands work to are revised.</w:t>
       </w:r>
     </w:p>
     <w:sectPr>

--- a/policies/build/sop_record_masters/COP/SOP_COP.3.a_to_d_cardio_pulmonary_resuscitation.docx
+++ b/policies/build/sop_record_masters/COP/SOP_COP.3.a_to_d_cardio_pulmonary_resuscitation.docx
@@ -208,12 +208,6 @@
     </w:p>
     <w:p>
       <w:r>
-        <w:rPr>
-          <w:i/>
-        </w:rPr>
-        <w:t xml:space="preserve">Why: </w:t>
-      </w:r>
-      <w:r>
         <w:t>so every location where a patient may need resuscitation, and every staff member who might respond, follows the same standard.</w:t>
       </w:r>
     </w:p>
@@ -231,12 +225,6 @@
       </w:r>
     </w:p>
     <w:p>
-      <w:r>
-        <w:rPr>
-          <w:i/>
-        </w:rPr>
-        <w:t xml:space="preserve">Why: </w:t>
-      </w:r>
       <w:r>
         <w:t>a trolley nobody checked, or an event nobody reviewed, is the gap that turns a close call into an actual loss next time.</w:t>
       </w:r>
@@ -314,12 +302,6 @@
     </w:p>
     <w:p>
       <w:r>
-        <w:rPr>
-          <w:i/>
-        </w:rPr>
-        <w:t xml:space="preserve">Why: </w:t>
-      </w:r>
-      <w:r>
         <w:t>A resuscitation service that only exists during the day shift is not a resuscitation service -- a patient can deteriorate at 3 a.m. just as easily as at 3 p.m.</w:t>
       </w:r>
     </w:p>
@@ -342,12 +324,6 @@
       </w:r>
     </w:p>
     <w:p>
-      <w:r>
-        <w:rPr>
-          <w:i/>
-        </w:rPr>
-        <w:t xml:space="preserve">Why: </w:t>
-      </w:r>
       <w:r>
         <w:t>If everyone who runs to a crash does whatever they personally think is useful, the team works against itself -- assigned roles, actually followed, are what make a crash team a team.</w:t>
       </w:r>
@@ -377,12 +353,6 @@
     </w:p>
     <w:p>
       <w:r>
-        <w:rPr>
-          <w:i/>
-        </w:rPr>
-        <w:t xml:space="preserve">Why: </w:t>
-      </w:r>
-      <w:r>
         <w:t>A resuscitation trolley is only useful if it is actually complete and in the room when it is needed -- checking it has to be routine, not assumed.</w:t>
       </w:r>
     </w:p>
@@ -410,12 +380,6 @@
       </w:r>
     </w:p>
     <w:p>
-      <w:r>
-        <w:rPr>
-          <w:i/>
-        </w:rPr>
-        <w:t xml:space="preserve">Why: </w:t>
-      </w:r>
       <w:r>
         <w:t>An unreviewed resuscitation -- even a successful one -- is a missed chance to find out what almost went wrong before it actually does.</w:t>
       </w:r>

--- a/policies/build/sop_record_masters/COP/SOP_COP.3.a_to_d_cardio_pulmonary_resuscitation.docx
+++ b/policies/build/sop_record_masters/COP/SOP_COP.3.a_to_d_cardio_pulmonary_resuscitation.docx
@@ -335,7 +335,42 @@
     </w:p>
     <w:p>
       <w:r>
-        <w:t>The event is recorded against the patient's unique identification number as it happens or immediately after: time the event was recognised, time the team was summoned, time the team arrived, roles filled, interventions performed, medications given (as given, not as a printed dose table), and the outcome.</w:t>
+        <w:t>The event is recorded against the patient's unique identification number as it happens or immediately after, covering seven things:</w:t>
+      </w:r>
+    </w:p>
+    <w:p>
+      <w:r>
+        <w:t>1. The time the event was recognised.</w:t>
+      </w:r>
+    </w:p>
+    <w:p>
+      <w:r>
+        <w:t>2. The time the team was summoned.</w:t>
+      </w:r>
+    </w:p>
+    <w:p>
+      <w:r>
+        <w:t>3. The time the team arrived.</w:t>
+      </w:r>
+    </w:p>
+    <w:p>
+      <w:r>
+        <w:t>4. Roles filled.</w:t>
+      </w:r>
+    </w:p>
+    <w:p>
+      <w:r>
+        <w:t>5. Interventions performed.</w:t>
+      </w:r>
+    </w:p>
+    <w:p>
+      <w:r>
+        <w:t>6. Medications given (as given, not as a printed dose table).</w:t>
+      </w:r>
+    </w:p>
+    <w:p>
+      <w:r>
+        <w:t>7. The outcome.</w:t>
       </w:r>
     </w:p>
     <w:p>
